--- a/assets/docs/lop3/Cong nghe - Lop 3.docx
+++ b/assets/docs/lop3/Cong nghe - Lop 3.docx
@@ -910,6 +910,7 @@
                 <w:i w:val="0"/>
                 <w:sz w:val="18"/>
               </w:rPr>
+              <w:t>KNS: KN sử dụng an toàn đồ dùng, thiết bị trong gia đình; biết gọi người lớn khi có sự cố.</w:t>
             </w:r>
           </w:p>
         </w:tc>
@@ -1142,6 +1143,7 @@
                 <w:i w:val="0"/>
                 <w:sz w:val="18"/>
               </w:rPr>
+              <w:t>KNS: KN sử dụng an toàn đồ dùng, thiết bị trong gia đình; biết gọi người lớn khi có sự cố.</w:t>
             </w:r>
           </w:p>
         </w:tc>
@@ -1374,6 +1376,7 @@
                 <w:i w:val="0"/>
                 <w:sz w:val="18"/>
               </w:rPr>
+              <w:t>KNS: KN sử dụng an toàn đồ dùng, thiết bị trong gia đình; biết gọi người lớn khi có sự cố.</w:t>
             </w:r>
           </w:p>
         </w:tc>
@@ -1838,6 +1841,20 @@
                 <w:i w:val="0"/>
                 <w:sz w:val="18"/>
               </w:rPr>
+              <w:t>STEM: Cẩm nang máy thu hình (Công nghệ – Mĩ thuật) — dạy thay cho tiết này.</w:t>
+            </w:r>
+          </w:p>
+          <w:p>
+            <w:pPr>
+              <w:spacing w:after="0"/>
+            </w:pPr>
+            <w:r>
+              <w:rPr>
+                <w:b w:val="0"/>
+                <w:i w:val="0"/>
+                <w:sz w:val="18"/>
+              </w:rPr>
+              <w:t>KNS: KN sử dụng an toàn đồ dùng, thiết bị trong gia đình; biết gọi người lớn khi có sự cố.</w:t>
             </w:r>
           </w:p>
         </w:tc>
@@ -2303,6 +2320,7 @@
                 <w:i w:val="0"/>
                 <w:sz w:val="18"/>
               </w:rPr>
+              <w:t>KNS: KN sử dụng an toàn đồ dùng, thiết bị trong gia đình; biết gọi người lớn khi có sự cố.</w:t>
             </w:r>
           </w:p>
         </w:tc>
@@ -2794,6 +2812,19 @@
               <w:t>Điều chỉnh: hoàn thành Bài 6 (tiết 3–4) đầu học kì II để bố trí ôn tập, kiểm tra cuối HKI đúng tuần 17–18</w:t>
             </w:r>
           </w:p>
+          <w:p>
+            <w:pPr>
+              <w:spacing w:after="0"/>
+            </w:pPr>
+            <w:r>
+              <w:rPr>
+                <w:b w:val="0"/>
+                <w:i w:val="0"/>
+                <w:sz w:val="18"/>
+              </w:rPr>
+              <w:t>KNS: KN sử dụng an toàn đồ dùng, thiết bị trong gia đình; biết gọi người lớn khi có sự cố.</w:t>
+            </w:r>
+          </w:p>
         </w:tc>
         <w:tc>
           <w:tcPr>
@@ -3027,6 +3058,19 @@
               <w:t>NLS-AT (Cơ bản 1): HS làm quen sử dụng an toàn thiết bị/đồ dùng công nghệ trong gia đình dưới sự hướng dẫn.</w:t>
             </w:r>
           </w:p>
+          <w:p>
+            <w:pPr>
+              <w:spacing w:after="0"/>
+            </w:pPr>
+            <w:r>
+              <w:rPr>
+                <w:b w:val="0"/>
+                <w:i w:val="0"/>
+                <w:sz w:val="18"/>
+              </w:rPr>
+              <w:t>KNS: KN lao động tự phục vụ: làm việc cẩn thận, kiên trì hoàn thành sản phẩm.</w:t>
+            </w:r>
+          </w:p>
         </w:tc>
         <w:tc>
           <w:tcPr>
@@ -3257,6 +3301,20 @@
                 <w:i w:val="0"/>
                 <w:sz w:val="18"/>
               </w:rPr>
+              <w:t>STEM: Sáng tạo đồ dùng học tập (Công nghệ – Mĩ thuật) — dạy thay cho tiết này.</w:t>
+            </w:r>
+          </w:p>
+          <w:p>
+            <w:pPr>
+              <w:spacing w:after="0"/>
+            </w:pPr>
+            <w:r>
+              <w:rPr>
+                <w:b w:val="0"/>
+                <w:i w:val="0"/>
+                <w:sz w:val="18"/>
+              </w:rPr>
+              <w:t>KNS: KN lao động tự phục vụ: làm việc cẩn thận, kiên trì hoàn thành sản phẩm.</w:t>
             </w:r>
           </w:p>
         </w:tc>
@@ -3605,6 +3663,7 @@
                 <w:i w:val="0"/>
                 <w:sz w:val="18"/>
               </w:rPr>
+              <w:t>KNS: KN lao động tự phục vụ: làm việc cẩn thận, kiên trì hoàn thành sản phẩm.</w:t>
             </w:r>
           </w:p>
         </w:tc>
@@ -4069,6 +4128,7 @@
                 <w:i w:val="0"/>
                 <w:sz w:val="18"/>
               </w:rPr>
+              <w:t>KNS: KN lao động tự phục vụ: làm việc cẩn thận, kiên trì hoàn thành sản phẩm.</w:t>
             </w:r>
           </w:p>
         </w:tc>

--- a/assets/docs/lop3/Cong nghe - Lop 3.docx
+++ b/assets/docs/lop3/Cong nghe - Lop 3.docx
@@ -904,6 +904,45 @@
               <w:spacing w:after="0"/>
             </w:pPr>
             <w:r/>
+            <w:r>
+              <w:rPr>
+                <w:b w:val="0"/>
+                <w:i w:val="0"/>
+                <w:sz w:val="18"/>
+              </w:rPr>
+              <w:t>NLS-KT (Cơ bản 1): Ở bài “Sử dụng đèn học”, GV chiếu phóng to ảnh các loại đèn học phổ biến và ảnh chụp một chiếc đèn có chú thích từng bộ</w:t>
+            </w:r>
+          </w:p>
+          <w:p>
+            <w:pPr>
+              <w:spacing w:after="0"/>
+            </w:pPr>
+            <w:r>
+              <w:rPr>
+                <w:b w:val="0"/>
+                <w:i w:val="0"/>
+                <w:sz w:val="18"/>
+              </w:rPr>
+              <w:t>NLS-GQVĐ (Cơ bản 1): GV chiếu hai ảnh cùng một góc học tập, một ảnh đặt đèn bên trái, một ảnh đặt bên phải người viết</w:t>
+            </w:r>
+          </w:p>
+          <w:p>
+            <w:pPr>
+              <w:spacing w:after="0"/>
+            </w:pPr>
+            <w:r>
+              <w:rPr>
+                <w:b w:val="0"/>
+                <w:i w:val="0"/>
+                <w:sz w:val="18"/>
+              </w:rPr>
+              <w:t>NLS-AT: Đèn học chỉ được người lớn cắm điện; HS không tự cắm, rút phích</w:t>
+            </w:r>
+          </w:p>
+          <w:p>
+            <w:pPr>
+              <w:spacing w:after="0"/>
+            </w:pPr>
             <w:r>
               <w:rPr>
                 <w:b w:val="0"/>

--- a/assets/docs/lop3/Cong nghe - Lop 3.docx
+++ b/assets/docs/lop3/Cong nghe - Lop 3.docx
@@ -624,7 +624,7 @@
                 <w:i w:val="0"/>
                 <w:sz w:val="18"/>
               </w:rPr>
-              <w:t>NLS-KT (Cơ bản 1): GV chiếu ảnh hòn đá, cây chuối, con gà, đèn học, quạt điện; HS giơ thẻ Đ/S xếp vào nhóm tự nhiên hay sản phẩm công nghệ</w:t>
+              <w:t>NLS-KT (Cơ bản 1): Trong “Bài 1. Tự nhiên và công nghệ”, GV chiếu lần lượt ảnh các đối tượng như hòn đá, cây chuối, con gà, đèn học, quạt điện</w:t>
             </w:r>
           </w:p>
           <w:p>
@@ -637,7 +637,7 @@
                 <w:i w:val="0"/>
                 <w:sz w:val="18"/>
               </w:rPr>
-              <w:t>NLS-GQVĐ (Cơ bản 1): GV chiếu ảnh chụp trong lớp, sân trường; HS tìm trong ảnh sản phẩm công nghệ, đối tượng tự nhiên rồi ra thực tế kiểm tra</w:t>
+              <w:t>NLS-GQVĐ (Cơ bản 1): GV chiếu ảnh chụp trong lớp học, ngoài sân trường và nêu yêu cầu: tìm trong ảnh sản phẩm công nghệ và đối tượng tự nhiên</w:t>
             </w:r>
           </w:p>
           <w:p>
@@ -650,7 +650,7 @@
                 <w:i w:val="0"/>
                 <w:sz w:val="18"/>
               </w:rPr>
-              <w:t>NLS-AT: Sản phẩm cắm điện có thể gây điện giật; HS không cắm rút phích.</w:t>
+              <w:t>NLS-AT: Sản phẩm công nghệ nào cắm điện đều có thể gây điện giật</w:t>
             </w:r>
           </w:p>
         </w:tc>
@@ -767,33 +767,6 @@
                 <w:i w:val="0"/>
                 <w:sz w:val="18"/>
               </w:rPr>
-              <w:t>NLS-KT (Cơ bản 1): GV chiếu tranh hình 3, hình 4 về hành động của các bạn nhỏ với đồ dùng; HS chỉ hành động làm hỏng hay giữ gìn sản phẩm</w:t>
-            </w:r>
-          </w:p>
-          <w:p>
-            <w:pPr>
-              <w:spacing w:after="0"/>
-            </w:pPr>
-            <w:r>
-              <w:rPr>
-                <w:b w:val="0"/>
-                <w:i w:val="0"/>
-                <w:sz w:val="18"/>
-              </w:rPr>
-              <w:t>NLS-GQVĐ (Cơ bản 1): GV chiếu ảnh quạt, điện thoại, nêu tình huống quạt bật không quay; HS làm ba bước: xem cắm điện chưa; báo người lớn; không tự tháo</w:t>
-            </w:r>
-          </w:p>
-          <w:p>
-            <w:pPr>
-              <w:spacing w:after="0"/>
-            </w:pPr>
-            <w:r>
-              <w:rPr>
-                <w:b w:val="0"/>
-                <w:i w:val="0"/>
-                <w:sz w:val="18"/>
-              </w:rPr>
-              <w:t>NLS-AT: Sản phẩm cắm điện có thể gây điện giật; HS không cắm rút phích.</w:t>
             </w:r>
           </w:p>
         </w:tc>
@@ -1182,6 +1155,45 @@
                 <w:i w:val="0"/>
                 <w:sz w:val="18"/>
               </w:rPr>
+              <w:t>NLS-KT (Cơ bản 1): GV cho HS quan sát bảng điều khiển quạt điện thật và đọc các kí hiệu trên nút: số 0–1–2–3, chữ OFF, nút quay</w:t>
+            </w:r>
+          </w:p>
+          <w:p>
+            <w:pPr>
+              <w:spacing w:after="0"/>
+            </w:pPr>
+            <w:r>
+              <w:rPr>
+                <w:b w:val="0"/>
+                <w:i w:val="0"/>
+                <w:sz w:val="18"/>
+              </w:rPr>
+              <w:t>NLS-GQVĐ (Cơ bản 1): GV nêu tình huống: quạt đang chạy bỗng kêu to và rung mạnh; HS thảo luận theo cặp chọn việc nên làm trong ba việc GV đưa (tắt</w:t>
+            </w:r>
+          </w:p>
+          <w:p>
+            <w:pPr>
+              <w:spacing w:after="0"/>
+            </w:pPr>
+            <w:r>
+              <w:rPr>
+                <w:b w:val="0"/>
+                <w:i w:val="0"/>
+                <w:sz w:val="18"/>
+              </w:rPr>
+              <w:t>NLS-AT: Không thò tay, thò bút hay que vào lồng quạt khi quạt đang quay</w:t>
+            </w:r>
+          </w:p>
+          <w:p>
+            <w:pPr>
+              <w:spacing w:after="0"/>
+            </w:pPr>
+            <w:r>
+              <w:rPr>
+                <w:b w:val="0"/>
+                <w:i w:val="0"/>
+                <w:sz w:val="18"/>
+              </w:rPr>
               <w:t>KNS: KN sử dụng an toàn đồ dùng, thiết bị trong gia đình; biết gọi người lớn khi có sự cố.</w:t>
             </w:r>
           </w:p>
@@ -1409,6 +1421,45 @@
               <w:spacing w:after="0"/>
             </w:pPr>
             <w:r/>
+            <w:r>
+              <w:rPr>
+                <w:b w:val="0"/>
+                <w:i w:val="0"/>
+                <w:sz w:val="18"/>
+              </w:rPr>
+              <w:t>NLS-KT (Cơ bản 1): Đây là bài HS lần đầu tự lấy thông tin từ một thiết bị</w:t>
+            </w:r>
+          </w:p>
+          <w:p>
+            <w:pPr>
+              <w:spacing w:after="0"/>
+            </w:pPr>
+            <w:r>
+              <w:rPr>
+                <w:b w:val="0"/>
+                <w:i w:val="0"/>
+                <w:sz w:val="18"/>
+              </w:rPr>
+              <w:t>NLS-GT (Cơ bản 1): GV chia lớp thành các nhóm 4, mỗi nhóm cử một bạn “phát thanh viên” đọc lại bản tin thời tiết vừa nghe cho nhóm mình</w:t>
+            </w:r>
+          </w:p>
+          <w:p>
+            <w:pPr>
+              <w:spacing w:after="0"/>
+            </w:pPr>
+            <w:r>
+              <w:rPr>
+                <w:b w:val="0"/>
+                <w:i w:val="0"/>
+                <w:sz w:val="18"/>
+              </w:rPr>
+              <w:t>NLS-AT: Không mở máy thu thanh quá to vì hại tai và làm phiền người khác</w:t>
+            </w:r>
+          </w:p>
+          <w:p>
+            <w:pPr>
+              <w:spacing w:after="0"/>
+            </w:pPr>
             <w:r>
               <w:rPr>
                 <w:b w:val="0"/>
@@ -1874,6 +1925,45 @@
               <w:spacing w:after="0"/>
             </w:pPr>
             <w:r/>
+            <w:r>
+              <w:rPr>
+                <w:b w:val="0"/>
+                <w:i w:val="0"/>
+                <w:sz w:val="18"/>
+              </w:rPr>
+              <w:t>NLS-KT (Cơ bản 1): GV chiếu ảnh chụp màn hình lịch phát sóng của một kênh truyền hình cho thiếu nhi và hướng dẫn HS đọc theo cột: mấy giờ</w:t>
+            </w:r>
+          </w:p>
+          <w:p>
+            <w:pPr>
+              <w:spacing w:after="0"/>
+            </w:pPr>
+            <w:r>
+              <w:rPr>
+                <w:b w:val="0"/>
+                <w:i w:val="0"/>
+                <w:sz w:val="18"/>
+              </w:rPr>
+              <w:t>NLS-AT (Cơ bản 1): GV nêu tình huống thật: em đang xem thì màn hình hiện một đoạn quảng cáo dọa nạt hoặc một cảnh đánh nhau đáng sợ</w:t>
+            </w:r>
+          </w:p>
+          <w:p>
+            <w:pPr>
+              <w:spacing w:after="0"/>
+            </w:pPr>
+            <w:r>
+              <w:rPr>
+                <w:b w:val="0"/>
+                <w:i w:val="0"/>
+                <w:sz w:val="18"/>
+              </w:rPr>
+              <w:t>NLS-AT: Chỉ xem ti vi khoảng 30 phút mỗi lần rồi nghỉ cho mắt</w:t>
+            </w:r>
+          </w:p>
+          <w:p>
+            <w:pPr>
+              <w:spacing w:after="0"/>
+            </w:pPr>
             <w:r>
               <w:rPr>
                 <w:b w:val="0"/>
@@ -2353,6 +2443,45 @@
               <w:spacing w:after="0"/>
             </w:pPr>
             <w:r/>
+            <w:r>
+              <w:rPr>
+                <w:b w:val="0"/>
+                <w:i w:val="0"/>
+                <w:sz w:val="18"/>
+              </w:rPr>
+              <w:t>NLS-AT (Cơ bản 1): GV chiếu lần lượt 6 ảnh tình huống trong nhà: ổ điện cắm chồng nhiều phích, dây sạc điện thoại vắt qua lối đi</w:t>
+            </w:r>
+          </w:p>
+          <w:p>
+            <w:pPr>
+              <w:spacing w:after="0"/>
+            </w:pPr>
+            <w:r>
+              <w:rPr>
+                <w:b w:val="0"/>
+                <w:i w:val="0"/>
+                <w:sz w:val="18"/>
+              </w:rPr>
+              <w:t>NLS-GQVĐ (Cơ bản 1): GV cho các nhóm lập “Bảng nội quy an toàn góc thiết bị điện tử của gia đình em” gồm 4 dòng do chính HS đề xuất (ví</w:t>
+            </w:r>
+          </w:p>
+          <w:p>
+            <w:pPr>
+              <w:spacing w:after="0"/>
+            </w:pPr>
+            <w:r>
+              <w:rPr>
+                <w:b w:val="0"/>
+                <w:i w:val="0"/>
+                <w:sz w:val="18"/>
+              </w:rPr>
+              <w:t>NLS-AT: Điện thoại, máy tính bảng đang sạc thì rất nóng: không để trên chăn gối</w:t>
+            </w:r>
+          </w:p>
+          <w:p>
+            <w:pPr>
+              <w:spacing w:after="0"/>
+            </w:pPr>
             <w:r>
               <w:rPr>
                 <w:b w:val="0"/>
@@ -3094,19 +3223,6 @@
                 <w:i w:val="0"/>
                 <w:sz w:val="18"/>
               </w:rPr>
-              <w:t>NLS-AT (Cơ bản 1): HS làm quen sử dụng an toàn thiết bị/đồ dùng công nghệ trong gia đình dưới sự hướng dẫn.</w:t>
-            </w:r>
-          </w:p>
-          <w:p>
-            <w:pPr>
-              <w:spacing w:after="0"/>
-            </w:pPr>
-            <w:r>
-              <w:rPr>
-                <w:b w:val="0"/>
-                <w:i w:val="0"/>
-                <w:sz w:val="18"/>
-              </w:rPr>
               <w:t>KNS: KN lao động tự phục vụ: làm việc cẩn thận, kiên trì hoàn thành sản phẩm.</w:t>
             </w:r>
           </w:p>
@@ -3696,6 +3812,45 @@
               <w:spacing w:after="0"/>
             </w:pPr>
             <w:r/>
+            <w:r>
+              <w:rPr>
+                <w:b w:val="0"/>
+                <w:i w:val="0"/>
+                <w:sz w:val="18"/>
+              </w:rPr>
+              <w:t>NLS-KT (Cơ bản 1): Trước khi HS cắt dán, GV chiếu ảnh chụp biển báo thật lấy từ trang thông tin của cơ quan giao thông và ảnh biển báo trong sách</w:t>
+            </w:r>
+          </w:p>
+          <w:p>
+            <w:pPr>
+              <w:spacing w:after="0"/>
+            </w:pPr>
+            <w:r>
+              <w:rPr>
+                <w:b w:val="0"/>
+                <w:i w:val="0"/>
+                <w:sz w:val="18"/>
+              </w:rPr>
+              <w:t>NLS-ST (Cơ bản 1): Sau khi sản phẩm hoàn thành, GV dùng điện thoại chụp ảnh biển báo của từng nhóm</w:t>
+            </w:r>
+          </w:p>
+          <w:p>
+            <w:pPr>
+              <w:spacing w:after="0"/>
+            </w:pPr>
+            <w:r>
+              <w:rPr>
+                <w:b w:val="0"/>
+                <w:i w:val="0"/>
+                <w:sz w:val="18"/>
+              </w:rPr>
+              <w:t>NLS-AT: Ảnh chụp sản phẩm chỉ để dùng trong lớp</w:t>
+            </w:r>
+          </w:p>
+          <w:p>
+            <w:pPr>
+              <w:spacing w:after="0"/>
+            </w:pPr>
             <w:r>
               <w:rPr>
                 <w:b w:val="0"/>

--- a/assets/docs/lop3/Cong nghe - Lop 3.docx
+++ b/assets/docs/lop3/Cong nghe - Lop 3.docx
@@ -624,33 +624,7 @@
                 <w:i w:val="0"/>
                 <w:sz w:val="18"/>
               </w:rPr>
-              <w:t>NLS-KT (Cơ bản 1): Trong “Bài 1. Tự nhiên và công nghệ”, GV chiếu lần lượt ảnh các đối tượng như hòn đá, cây chuối, con gà, đèn học, quạt điện</w:t>
-            </w:r>
-          </w:p>
-          <w:p>
-            <w:pPr>
-              <w:spacing w:after="0"/>
-            </w:pPr>
-            <w:r>
-              <w:rPr>
-                <w:b w:val="0"/>
-                <w:i w:val="0"/>
-                <w:sz w:val="18"/>
-              </w:rPr>
-              <w:t>NLS-GQVĐ (Cơ bản 1): GV chiếu ảnh chụp trong lớp học, ngoài sân trường và nêu yêu cầu: tìm trong ảnh sản phẩm công nghệ và đối tượng tự nhiên</w:t>
-            </w:r>
-          </w:p>
-          <w:p>
-            <w:pPr>
-              <w:spacing w:after="0"/>
-            </w:pPr>
-            <w:r>
-              <w:rPr>
-                <w:b w:val="0"/>
-                <w:i w:val="0"/>
-                <w:sz w:val="18"/>
-              </w:rPr>
-              <w:t>NLS-AT: Sản phẩm công nghệ nào cắm điện đều có thể gây điện giật</w:t>
+              <w:t>NLS-KT (Cơ bản 1): Trong “Bài 1. Tự nhiên và công nghệ”, GV chiếu lần lượt ảnh các đối tượng như hòn đá, cây chuối, con.</w:t>
             </w:r>
           </w:p>
         </w:tc>
@@ -883,33 +857,7 @@
                 <w:i w:val="0"/>
                 <w:sz w:val="18"/>
               </w:rPr>
-              <w:t>NLS-KT (Cơ bản 1): Ở bài “Sử dụng đèn học”, GV chiếu phóng to ảnh các loại đèn học phổ biến và ảnh chụp một chiếc đèn có chú thích từng bộ</w:t>
-            </w:r>
-          </w:p>
-          <w:p>
-            <w:pPr>
-              <w:spacing w:after="0"/>
-            </w:pPr>
-            <w:r>
-              <w:rPr>
-                <w:b w:val="0"/>
-                <w:i w:val="0"/>
-                <w:sz w:val="18"/>
-              </w:rPr>
-              <w:t>NLS-GQVĐ (Cơ bản 1): GV chiếu hai ảnh cùng một góc học tập, một ảnh đặt đèn bên trái, một ảnh đặt bên phải người viết</w:t>
-            </w:r>
-          </w:p>
-          <w:p>
-            <w:pPr>
-              <w:spacing w:after="0"/>
-            </w:pPr>
-            <w:r>
-              <w:rPr>
-                <w:b w:val="0"/>
-                <w:i w:val="0"/>
-                <w:sz w:val="18"/>
-              </w:rPr>
-              <w:t>NLS-AT: Đèn học chỉ được người lớn cắm điện; HS không tự cắm, rút phích</w:t>
+              <w:t>NLS-GQVĐ (Cơ bản 1): Chiếu hai ảnh cùng một góc học tập, một ảnh đặt đèn bên trái, một ảnh đặt bên phải người viết.</w:t>
             </w:r>
           </w:p>
           <w:p>
@@ -1155,33 +1103,7 @@
                 <w:i w:val="0"/>
                 <w:sz w:val="18"/>
               </w:rPr>
-              <w:t>NLS-KT (Cơ bản 1): GV cho HS quan sát bảng điều khiển quạt điện thật và đọc các kí hiệu trên nút: số 0–1–2–3, chữ OFF, nút quay</w:t>
-            </w:r>
-          </w:p>
-          <w:p>
-            <w:pPr>
-              <w:spacing w:after="0"/>
-            </w:pPr>
-            <w:r>
-              <w:rPr>
-                <w:b w:val="0"/>
-                <w:i w:val="0"/>
-                <w:sz w:val="18"/>
-              </w:rPr>
-              <w:t>NLS-GQVĐ (Cơ bản 1): GV nêu tình huống: quạt đang chạy bỗng kêu to và rung mạnh; HS thảo luận theo cặp chọn việc nên làm trong ba việc GV đưa (tắt</w:t>
-            </w:r>
-          </w:p>
-          <w:p>
-            <w:pPr>
-              <w:spacing w:after="0"/>
-            </w:pPr>
-            <w:r>
-              <w:rPr>
-                <w:b w:val="0"/>
-                <w:i w:val="0"/>
-                <w:sz w:val="18"/>
-              </w:rPr>
-              <w:t>NLS-AT: Không thò tay, thò bút hay que vào lồng quạt khi quạt đang quay</w:t>
+              <w:t>NLS-KT (Cơ bản 1): Cho HS quan sát bảng điều khiển quạt điện thật và đọc các kí hiệu trên nút: số 0–1–2–3, chữ OFF, nút quay.</w:t>
             </w:r>
           </w:p>
           <w:p>
@@ -1427,33 +1349,7 @@
                 <w:i w:val="0"/>
                 <w:sz w:val="18"/>
               </w:rPr>
-              <w:t>NLS-KT (Cơ bản 1): Đây là bài HS lần đầu tự lấy thông tin từ một thiết bị</w:t>
-            </w:r>
-          </w:p>
-          <w:p>
-            <w:pPr>
-              <w:spacing w:after="0"/>
-            </w:pPr>
-            <w:r>
-              <w:rPr>
-                <w:b w:val="0"/>
-                <w:i w:val="0"/>
-                <w:sz w:val="18"/>
-              </w:rPr>
-              <w:t>NLS-GT (Cơ bản 1): GV chia lớp thành các nhóm 4, mỗi nhóm cử một bạn “phát thanh viên” đọc lại bản tin thời tiết vừa nghe cho nhóm mình</w:t>
-            </w:r>
-          </w:p>
-          <w:p>
-            <w:pPr>
-              <w:spacing w:after="0"/>
-            </w:pPr>
-            <w:r>
-              <w:rPr>
-                <w:b w:val="0"/>
-                <w:i w:val="0"/>
-                <w:sz w:val="18"/>
-              </w:rPr>
-              <w:t>NLS-AT: Không mở máy thu thanh quá to vì hại tai và làm phiền người khác</w:t>
+              <w:t>NLS-GT (Cơ bản 1): Chia lớp thành các nhóm 4, mỗi nhóm cử một bạn “phát thanh viên” đọc lại bản tin thời tiết vừa nghe cho nhóm mình.</w:t>
             </w:r>
           </w:p>
           <w:p>
@@ -1931,33 +1827,7 @@
                 <w:i w:val="0"/>
                 <w:sz w:val="18"/>
               </w:rPr>
-              <w:t>NLS-KT (Cơ bản 1): GV chiếu ảnh chụp màn hình lịch phát sóng của một kênh truyền hình cho thiếu nhi và hướng dẫn HS đọc theo cột: mấy giờ</w:t>
-            </w:r>
-          </w:p>
-          <w:p>
-            <w:pPr>
-              <w:spacing w:after="0"/>
-            </w:pPr>
-            <w:r>
-              <w:rPr>
-                <w:b w:val="0"/>
-                <w:i w:val="0"/>
-                <w:sz w:val="18"/>
-              </w:rPr>
-              <w:t>NLS-AT (Cơ bản 1): GV nêu tình huống thật: em đang xem thì màn hình hiện một đoạn quảng cáo dọa nạt hoặc một cảnh đánh nhau đáng sợ</w:t>
-            </w:r>
-          </w:p>
-          <w:p>
-            <w:pPr>
-              <w:spacing w:after="0"/>
-            </w:pPr>
-            <w:r>
-              <w:rPr>
-                <w:b w:val="0"/>
-                <w:i w:val="0"/>
-                <w:sz w:val="18"/>
-              </w:rPr>
-              <w:t>NLS-AT: Chỉ xem ti vi khoảng 30 phút mỗi lần rồi nghỉ cho mắt</w:t>
+              <w:t>NLS-KT (Cơ bản 1): Chiếu ảnh chụp màn hình lịch phát sóng của một kênh truyền hình cho thiếu nhi.</w:t>
             </w:r>
           </w:p>
           <w:p>
@@ -2449,33 +2319,7 @@
                 <w:i w:val="0"/>
                 <w:sz w:val="18"/>
               </w:rPr>
-              <w:t>NLS-AT (Cơ bản 1): GV chiếu lần lượt 6 ảnh tình huống trong nhà: ổ điện cắm chồng nhiều phích, dây sạc điện thoại vắt qua lối đi</w:t>
-            </w:r>
-          </w:p>
-          <w:p>
-            <w:pPr>
-              <w:spacing w:after="0"/>
-            </w:pPr>
-            <w:r>
-              <w:rPr>
-                <w:b w:val="0"/>
-                <w:i w:val="0"/>
-                <w:sz w:val="18"/>
-              </w:rPr>
-              <w:t>NLS-GQVĐ (Cơ bản 1): GV cho các nhóm lập “Bảng nội quy an toàn góc thiết bị điện tử của gia đình em” gồm 4 dòng do chính HS đề xuất (ví</w:t>
-            </w:r>
-          </w:p>
-          <w:p>
-            <w:pPr>
-              <w:spacing w:after="0"/>
-            </w:pPr>
-            <w:r>
-              <w:rPr>
-                <w:b w:val="0"/>
-                <w:i w:val="0"/>
-                <w:sz w:val="18"/>
-              </w:rPr>
-              <w:t>NLS-AT: Điện thoại, máy tính bảng đang sạc thì rất nóng: không để trên chăn gối</w:t>
+              <w:t>NLS-AT (Cơ bản 1): Chiếu lần lượt 6 ảnh tình huống trong nhà.</w:t>
             </w:r>
           </w:p>
           <w:p>
@@ -3223,6 +3067,19 @@
                 <w:i w:val="0"/>
                 <w:sz w:val="18"/>
               </w:rPr>
+              <w:t>NLS-KT (Cơ bản 1): Ở hoạt động Mở đầu bài “Dụng cụ và vật liệu làm thủ công”, GV chiếu ảnh chụp gần kéo, bút chì.</w:t>
+            </w:r>
+          </w:p>
+          <w:p>
+            <w:pPr>
+              <w:spacing w:after="0"/>
+            </w:pPr>
+            <w:r>
+              <w:rPr>
+                <w:b w:val="0"/>
+                <w:i w:val="0"/>
+                <w:sz w:val="18"/>
+              </w:rPr>
               <w:t>KNS: KN lao động tự phục vụ: làm việc cẩn thận, kiên trì hoàn thành sản phẩm.</w:t>
             </w:r>
           </w:p>
@@ -3450,6 +3307,19 @@
               <w:spacing w:after="0"/>
             </w:pPr>
             <w:r/>
+            <w:r>
+              <w:rPr>
+                <w:b w:val="0"/>
+                <w:i w:val="0"/>
+                <w:sz w:val="18"/>
+              </w:rPr>
+              <w:t>NLS-GQVĐ (Cơ bản 1): Ở hoạt động Thực hành, GV chiếu lại đúng bước mà nhiều bạn còn lúng túng, dừng hình.</w:t>
+            </w:r>
+          </w:p>
+          <w:p>
+            <w:pPr>
+              <w:spacing w:after="0"/>
+            </w:pPr>
             <w:r>
               <w:rPr>
                 <w:b w:val="0"/>
@@ -3818,33 +3688,7 @@
                 <w:i w:val="0"/>
                 <w:sz w:val="18"/>
               </w:rPr>
-              <w:t>NLS-KT (Cơ bản 1): Trước khi HS cắt dán, GV chiếu ảnh chụp biển báo thật lấy từ trang thông tin của cơ quan giao thông và ảnh biển báo trong sách</w:t>
-            </w:r>
-          </w:p>
-          <w:p>
-            <w:pPr>
-              <w:spacing w:after="0"/>
-            </w:pPr>
-            <w:r>
-              <w:rPr>
-                <w:b w:val="0"/>
-                <w:i w:val="0"/>
-                <w:sz w:val="18"/>
-              </w:rPr>
-              <w:t>NLS-ST (Cơ bản 1): Sau khi sản phẩm hoàn thành, GV dùng điện thoại chụp ảnh biển báo của từng nhóm</w:t>
-            </w:r>
-          </w:p>
-          <w:p>
-            <w:pPr>
-              <w:spacing w:after="0"/>
-            </w:pPr>
-            <w:r>
-              <w:rPr>
-                <w:b w:val="0"/>
-                <w:i w:val="0"/>
-                <w:sz w:val="18"/>
-              </w:rPr>
-              <w:t>NLS-AT: Ảnh chụp sản phẩm chỉ để dùng trong lớp</w:t>
+              <w:t>NLS-KT (Cơ bản 1): Trước khi HS cắt dán, GV chiếu ảnh chụp biển báo thật lấy từ trang thông tin của cơ quan giao thông.</w:t>
             </w:r>
           </w:p>
           <w:p>
@@ -4316,6 +4160,19 @@
               <w:spacing w:after="0"/>
             </w:pPr>
             <w:r/>
+            <w:r>
+              <w:rPr>
+                <w:b w:val="0"/>
+                <w:i w:val="0"/>
+                <w:sz w:val="18"/>
+              </w:rPr>
+              <w:t>NLS-GQVĐ (Cơ bản 1): Ở hoạt động Thực hành, GV chiếu lại đúng bước mà nhiều bạn còn lúng túng.</w:t>
+            </w:r>
+          </w:p>
+          <w:p>
+            <w:pPr>
+              <w:spacing w:after="0"/>
+            </w:pPr>
             <w:r>
               <w:rPr>
                 <w:b w:val="0"/>

--- a/assets/docs/lop3/Cong nghe - Lop 3.docx
+++ b/assets/docs/lop3/Cong nghe - Lop 3.docx
@@ -566,7 +566,7 @@
                 <w:i w:val="0"/>
                 <w:sz w:val="20"/>
               </w:rPr>
-              <w:t>Chủ đề: CÔNG NGHỆ VÀ ĐỜI SỐNG (18 tiết)</w:t>
+              <w:t>Chủ đề 1: Công nghệ và đời sống</w:t>
             </w:r>
           </w:p>
         </w:tc>
@@ -585,7 +585,7 @@
                 <w:i w:val="0"/>
                 <w:sz w:val="20"/>
               </w:rPr>
-              <w:t>Bài 1. Tự nhiên và công nghệ (Tiết 1)</w:t>
+              <w:t>Bài 1. Tự nhiên và Công nghệ (Tiết 1)</w:t>
             </w:r>
           </w:p>
         </w:tc>
@@ -624,7 +624,7 @@
                 <w:i w:val="0"/>
                 <w:sz w:val="18"/>
               </w:rPr>
-              <w:t>NLS-KT (Cơ bản 1): Trong “Bài 1. Tự nhiên và công nghệ”, GV chiếu lần lượt ảnh các đối tượng như hòn đá, cây chuối, con.</w:t>
+              <w:t>NLS: Năng lực số 5.1 CB1a: HS nói được: khi đồ dùng điện hỏng thì báo người lớn, không tự sửa</w:t>
             </w:r>
           </w:p>
         </w:tc>
@@ -683,7 +683,7 @@
                 <w:i w:val="0"/>
                 <w:sz w:val="20"/>
               </w:rPr>
-              <w:t>Chủ đề: CÔNG NGHỆ VÀ ĐỜI SỐNG (18 tiết)</w:t>
+              <w:t>Chủ đề 1: Công nghệ và đời sống</w:t>
             </w:r>
           </w:p>
         </w:tc>
@@ -702,7 +702,7 @@
                 <w:i w:val="0"/>
                 <w:sz w:val="20"/>
               </w:rPr>
-              <w:t>Bài 1. Tự nhiên và công nghệ (Tiết 2)</w:t>
+              <w:t>Bài 1. Tự nhiên và Công nghệ (Tiết 2)</w:t>
             </w:r>
           </w:p>
         </w:tc>
@@ -741,6 +741,7 @@
                 <w:i w:val="0"/>
                 <w:sz w:val="18"/>
               </w:rPr>
+              <w:t>NLS: Năng lực số 5.1 CB1a: HS nói được: khi đồ dùng điện hỏng thì báo người lớn, không tự sửa</w:t>
             </w:r>
           </w:p>
         </w:tc>
@@ -799,7 +800,7 @@
                 <w:i w:val="0"/>
                 <w:sz w:val="20"/>
               </w:rPr>
-              <w:t>Chủ đề: CÔNG NGHỆ VÀ ĐỜI SỐNG (18 tiết)</w:t>
+              <w:t>Chủ đề 1: Công nghệ và đời sống</w:t>
             </w:r>
           </w:p>
         </w:tc>
@@ -857,7 +858,7 @@
                 <w:i w:val="0"/>
                 <w:sz w:val="18"/>
               </w:rPr>
-              <w:t>NLS-GQVĐ (Cơ bản 1): Chiếu hai ảnh cùng một góc học tập, một ảnh đặt đèn bên trái, một ảnh đặt bên phải người viết.</w:t>
+              <w:t>NLS: Năng lực số 5.2 CB1b: HS chỉ và gọi đúng tên các bộ phận của đèn học</w:t>
             </w:r>
           </w:p>
           <w:p>
@@ -929,7 +930,7 @@
                 <w:i w:val="0"/>
                 <w:sz w:val="20"/>
               </w:rPr>
-              <w:t>Chủ đề: CÔNG NGHỆ VÀ ĐỜI SỐNG (18 tiết)</w:t>
+              <w:t>Chủ đề 1: Công nghệ và đời sống</w:t>
             </w:r>
           </w:p>
         </w:tc>
@@ -987,6 +988,7 @@
                 <w:i w:val="0"/>
                 <w:sz w:val="18"/>
               </w:rPr>
+              <w:t>NLS: Năng lực số 5.2 CB1b: HS chỉ và gọi đúng tên các bộ phận của đèn học</w:t>
             </w:r>
           </w:p>
         </w:tc>
@@ -1045,7 +1047,7 @@
                 <w:i w:val="0"/>
                 <w:sz w:val="20"/>
               </w:rPr>
-              <w:t>Chủ đề: CÔNG NGHỆ VÀ ĐỜI SỐNG (18 tiết)</w:t>
+              <w:t>Chủ đề 1: Công nghệ và đời sống</w:t>
             </w:r>
           </w:p>
         </w:tc>
@@ -1103,7 +1105,7 @@
                 <w:i w:val="0"/>
                 <w:sz w:val="18"/>
               </w:rPr>
-              <w:t>NLS-KT (Cơ bản 1): Cho HS quan sát bảng điều khiển quạt điện thật và đọc các kí hiệu trên nút: số 0–1–2–3, chữ OFF, nút quay.</w:t>
+              <w:t>Năng lực số 1.1 CB1b: HS đọc và bấm đúng các nút số, nút tắt của quạt theo hướng dẫn từng bước của GV</w:t>
             </w:r>
           </w:p>
           <w:p>
@@ -1175,7 +1177,7 @@
                 <w:i w:val="0"/>
                 <w:sz w:val="20"/>
               </w:rPr>
-              <w:t>Chủ đề: CÔNG NGHỆ VÀ ĐỜI SỐNG (18 tiết)</w:t>
+              <w:t>Chủ đề 1: Công nghệ và đời sống</w:t>
             </w:r>
           </w:p>
         </w:tc>
@@ -1233,6 +1235,7 @@
                 <w:i w:val="0"/>
                 <w:sz w:val="18"/>
               </w:rPr>
+              <w:t>Năng lực số 1.1 CB1b: HS đọc và bấm đúng các nút số, nút tắt của quạt theo hướng dẫn từng bước của GV</w:t>
             </w:r>
           </w:p>
         </w:tc>
@@ -1291,7 +1294,7 @@
                 <w:i w:val="0"/>
                 <w:sz w:val="20"/>
               </w:rPr>
-              <w:t>Chủ đề: CÔNG NGHỆ VÀ ĐỜI SỐNG (18 tiết)</w:t>
+              <w:t>Chủ đề 1: Công nghệ và đời sống</w:t>
             </w:r>
           </w:p>
         </w:tc>
@@ -1349,7 +1352,20 @@
                 <w:i w:val="0"/>
                 <w:sz w:val="18"/>
               </w:rPr>
-              <w:t>NLS-GT (Cơ bản 1): Chia lớp thành các nhóm 4, mỗi nhóm cử một bạn “phát thanh viên” đọc lại bản tin thời tiết vừa nghe cho nhóm mình.</w:t>
+              <w:t>tắt, chỉnh âm lượng, dò kênh của máy thu thanh theo hướng dẫn từng bước của GV</w:t>
+            </w:r>
+          </w:p>
+          <w:p>
+            <w:pPr>
+              <w:spacing w:after="0"/>
+            </w:pPr>
+            <w:r>
+              <w:rPr>
+                <w:b w:val="0"/>
+                <w:i w:val="0"/>
+                <w:sz w:val="18"/>
+              </w:rPr>
+              <w:t>NLS: Năng lực số 1.1 CB1b: HS bấm nút mở</w:t>
             </w:r>
           </w:p>
           <w:p>
@@ -1421,7 +1437,7 @@
                 <w:i w:val="0"/>
                 <w:sz w:val="20"/>
               </w:rPr>
-              <w:t>Chủ đề: CÔNG NGHỆ VÀ ĐỜI SỐNG (18 tiết)</w:t>
+              <w:t>Chủ đề 1: Công nghệ và đời sống</w:t>
             </w:r>
           </w:p>
         </w:tc>
@@ -1479,6 +1495,20 @@
                 <w:i w:val="0"/>
                 <w:sz w:val="18"/>
               </w:rPr>
+              <w:t>tắt, chỉnh âm lượng, dò kênh của máy thu thanh theo hướng dẫn từng bước của GV</w:t>
+            </w:r>
+          </w:p>
+          <w:p>
+            <w:pPr>
+              <w:spacing w:after="0"/>
+            </w:pPr>
+            <w:r>
+              <w:rPr>
+                <w:b w:val="0"/>
+                <w:i w:val="0"/>
+                <w:sz w:val="18"/>
+              </w:rPr>
+              <w:t>NLS: Năng lực số 1.1 CB1b: HS bấm nút mở</w:t>
             </w:r>
           </w:p>
         </w:tc>
@@ -1537,7 +1567,7 @@
                 <w:i w:val="0"/>
                 <w:sz w:val="20"/>
               </w:rPr>
-              <w:t>Chủ đề: CÔNG NGHỆ VÀ ĐỜI SỐNG (18 tiết)</w:t>
+              <w:t>Chủ đề 1: Công nghệ và đời sống</w:t>
             </w:r>
           </w:p>
         </w:tc>
@@ -1595,6 +1625,20 @@
                 <w:i w:val="0"/>
                 <w:sz w:val="18"/>
               </w:rPr>
+              <w:t>tắt, chỉnh âm lượng, dò kênh của máy thu thanh theo hướng dẫn từng bước của GV</w:t>
+            </w:r>
+          </w:p>
+          <w:p>
+            <w:pPr>
+              <w:spacing w:after="0"/>
+            </w:pPr>
+            <w:r>
+              <w:rPr>
+                <w:b w:val="0"/>
+                <w:i w:val="0"/>
+                <w:sz w:val="18"/>
+              </w:rPr>
+              <w:t>NLS: Năng lực số 1.1 CB1b: HS bấm nút mở</w:t>
             </w:r>
           </w:p>
         </w:tc>
@@ -1653,7 +1697,7 @@
                 <w:i w:val="0"/>
                 <w:sz w:val="20"/>
               </w:rPr>
-              <w:t>Chủ đề: CÔNG NGHỆ VÀ ĐỜI SỐNG (18 tiết)</w:t>
+              <w:t>Chủ đề 1: Công nghệ và đời sống</w:t>
             </w:r>
           </w:p>
         </w:tc>
@@ -1711,6 +1755,20 @@
                 <w:i w:val="0"/>
                 <w:sz w:val="18"/>
               </w:rPr>
+              <w:t>tắt, chỉnh âm lượng, dò kênh của máy thu thanh theo hướng dẫn từng bước của GV</w:t>
+            </w:r>
+          </w:p>
+          <w:p>
+            <w:pPr>
+              <w:spacing w:after="0"/>
+            </w:pPr>
+            <w:r>
+              <w:rPr>
+                <w:b w:val="0"/>
+                <w:i w:val="0"/>
+                <w:sz w:val="18"/>
+              </w:rPr>
+              <w:t>NLS: Năng lực số 1.1 CB1b: HS bấm nút mở</w:t>
             </w:r>
           </w:p>
         </w:tc>
@@ -1769,7 +1827,7 @@
                 <w:i w:val="0"/>
                 <w:sz w:val="20"/>
               </w:rPr>
-              <w:t>Chủ đề: CÔNG NGHỆ VÀ ĐỜI SỐNG (18 tiết)</w:t>
+              <w:t>Chủ đề 1: Công nghệ và đời sống</w:t>
             </w:r>
           </w:p>
         </w:tc>
@@ -1827,7 +1885,7 @@
                 <w:i w:val="0"/>
                 <w:sz w:val="18"/>
               </w:rPr>
-              <w:t>NLS-KT (Cơ bản 1): Chiếu ảnh chụp màn hình lịch phát sóng của một kênh truyền hình cho thiếu nhi.</w:t>
+              <w:t>Năng lực số 1.3 CB1a: HS đọc được lịch phát sóng, chọn đúng chương trình dành cho lứa tuổi mình và nêu được lí do chọn</w:t>
             </w:r>
           </w:p>
           <w:p>
@@ -1912,7 +1970,7 @@
                 <w:i w:val="0"/>
                 <w:sz w:val="20"/>
               </w:rPr>
-              <w:t>Chủ đề: CÔNG NGHỆ VÀ ĐỜI SỐNG (18 tiết)</w:t>
+              <w:t>Chủ đề 1: Công nghệ và đời sống</w:t>
             </w:r>
           </w:p>
         </w:tc>
@@ -1970,6 +2028,7 @@
                 <w:i w:val="0"/>
                 <w:sz w:val="18"/>
               </w:rPr>
+              <w:t>Năng lực số 1.3 CB1a: HS đọc được lịch phát sóng, chọn đúng chương trình dành cho lứa tuổi mình và nêu được lí do chọn</w:t>
             </w:r>
           </w:p>
         </w:tc>
@@ -2028,7 +2087,7 @@
                 <w:i w:val="0"/>
                 <w:sz w:val="20"/>
               </w:rPr>
-              <w:t>Chủ đề: CÔNG NGHỆ VÀ ĐỜI SỐNG (18 tiết)</w:t>
+              <w:t>Chủ đề 1: Công nghệ và đời sống</w:t>
             </w:r>
           </w:p>
         </w:tc>
@@ -2089,6 +2148,19 @@
               <w:t>STEM: Cẩm nang sử dụng máy thu hình ( Tiết 13, 14)</w:t>
             </w:r>
           </w:p>
+          <w:p>
+            <w:pPr>
+              <w:spacing w:after="0"/>
+            </w:pPr>
+            <w:r>
+              <w:rPr>
+                <w:b w:val="0"/>
+                <w:i w:val="0"/>
+                <w:sz w:val="18"/>
+              </w:rPr>
+              <w:t>Năng lực số 1.3 CB1a: HS đọc được lịch phát sóng, chọn đúng chương trình dành cho lứa tuổi mình và nêu được lí do chọn.</w:t>
+            </w:r>
+          </w:p>
         </w:tc>
         <w:tc>
           <w:tcPr>
@@ -2145,7 +2217,7 @@
                 <w:i w:val="0"/>
                 <w:sz w:val="20"/>
               </w:rPr>
-              <w:t>Chủ đề: CÔNG NGHỆ VÀ ĐỜI SỐNG (18 tiết)</w:t>
+              <w:t>Chủ đề 1: Công nghệ và đời sống</w:t>
             </w:r>
           </w:p>
         </w:tc>
@@ -2203,6 +2275,7 @@
                 <w:i w:val="0"/>
                 <w:sz w:val="18"/>
               </w:rPr>
+              <w:t>Năng lực số 1.3 CB1a: HS đọc được lịch phát sóng, chọn đúng chương trình dành cho lứa tuổi mình và nêu được lí do chọn</w:t>
             </w:r>
           </w:p>
         </w:tc>
@@ -2261,7 +2334,7 @@
                 <w:i w:val="0"/>
                 <w:sz w:val="20"/>
               </w:rPr>
-              <w:t>Chủ đề: CÔNG NGHỆ VÀ ĐỜI SỐNG (18 tiết)</w:t>
+              <w:t>Chủ đề 1: Công nghệ và đời sống</w:t>
             </w:r>
           </w:p>
         </w:tc>
@@ -2300,7 +2373,7 @@
                 <w:i w:val="0"/>
                 <w:sz w:val="20"/>
               </w:rPr>
-              <w:t>Tiết 15 (2 tiết)</w:t>
+              <w:t>Tiết 15 (4 tiết)</w:t>
             </w:r>
           </w:p>
         </w:tc>
@@ -2319,7 +2392,7 @@
                 <w:i w:val="0"/>
                 <w:sz w:val="18"/>
               </w:rPr>
-              <w:t>NLS-AT (Cơ bản 1): Chiếu lần lượt 6 ảnh tình huống trong nhà.</w:t>
+              <w:t>Năng lực số 4.1 CB1a: HS chỉ ra được nguy hiểm trong mỗi ảnh tình huống và nói được cách phòng tránh tương ứng</w:t>
             </w:r>
           </w:p>
           <w:p>
@@ -2391,7 +2464,7 @@
                 <w:i w:val="0"/>
                 <w:sz w:val="20"/>
               </w:rPr>
-              <w:t>Chủ đề: CÔNG NGHỆ VÀ ĐỜI SỐNG (18 tiết)</w:t>
+              <w:t>Chủ đề 1: Công nghệ và đời sống</w:t>
             </w:r>
           </w:p>
         </w:tc>
@@ -2449,6 +2522,7 @@
                 <w:i w:val="0"/>
                 <w:sz w:val="18"/>
               </w:rPr>
+              <w:t>Năng lực số 4.1 CB1a: HS chỉ ra được nguy hiểm trong mỗi ảnh tình huống và nói được cách phòng tránh tương ứng</w:t>
             </w:r>
           </w:p>
         </w:tc>
@@ -2507,7 +2581,7 @@
                 <w:i w:val="0"/>
                 <w:sz w:val="20"/>
               </w:rPr>
-              <w:t>Chủ đề: CÔNG NGHỆ VÀ ĐỜI SỐNG (18 tiết)</w:t>
+              <w:t>Chủ đề 1: Công nghệ và đời sống</w:t>
             </w:r>
           </w:p>
         </w:tc>
@@ -2526,7 +2600,7 @@
                 <w:i w:val="0"/>
                 <w:sz w:val="20"/>
               </w:rPr>
-              <w:t>Ôn tập cuối học kì I</w:t>
+              <w:t>Bài 6. An toàn với môi trường công nghệ trong gia đình (Tiết 3)</w:t>
             </w:r>
           </w:p>
         </w:tc>
@@ -2546,7 +2620,7 @@
                 <w:i w:val="0"/>
                 <w:sz w:val="20"/>
               </w:rPr>
-              <w:t>Tiết 17 (1 tiết)</w:t>
+              <w:t>Tiết 17</w:t>
             </w:r>
           </w:p>
         </w:tc>
@@ -2565,6 +2639,7 @@
                 <w:i w:val="0"/>
                 <w:sz w:val="18"/>
               </w:rPr>
+              <w:t>Điều chỉnh: hoàn thành Bài 6 (tiết 3–4) đầu học kì II để bố trí ôn tập, kiểm tra cuối HKI đúng tuần 17–18; Năng lực số 4.1 CB1a: HS chỉ ra được nguy hiểm trong mỗi ảnh tình huống và nói được cách phòng tránh tương ứng</w:t>
             </w:r>
           </w:p>
         </w:tc>
@@ -2623,7 +2698,7 @@
                 <w:i w:val="0"/>
                 <w:sz w:val="20"/>
               </w:rPr>
-              <w:t>Chủ đề: CÔNG NGHỆ VÀ ĐỜI SỐNG (18 tiết)</w:t>
+              <w:t>Chủ đề 1: Công nghệ và đời sống</w:t>
             </w:r>
           </w:p>
         </w:tc>
@@ -2642,7 +2717,7 @@
                 <w:i w:val="0"/>
                 <w:sz w:val="20"/>
               </w:rPr>
-              <w:t>Kiểm tra định kì cuối học kì I</w:t>
+              <w:t>Bài 6. An toàn với môi trường công nghệ trong gia đình (Tiết 4)</w:t>
             </w:r>
           </w:p>
         </w:tc>
@@ -2662,7 +2737,7 @@
                 <w:i w:val="0"/>
                 <w:sz w:val="20"/>
               </w:rPr>
-              <w:t>Tiết 18 (1 tiết)</w:t>
+              <w:t>Tiết 18</w:t>
             </w:r>
           </w:p>
         </w:tc>
@@ -2681,6 +2756,7 @@
                 <w:i w:val="0"/>
                 <w:sz w:val="18"/>
               </w:rPr>
+              <w:t>Năng lực số 4.1 CB1a: HS chỉ ra được nguy hiểm trong mỗi ảnh tình huống và nói được cách phòng tránh tương ứng</w:t>
             </w:r>
           </w:p>
         </w:tc>
@@ -2763,7 +2839,7 @@
                 <w:i w:val="0"/>
                 <w:sz w:val="20"/>
               </w:rPr>
-              <w:t>Chủ đề: CÔNG NGHỆ VÀ ĐỜI SỐNG</w:t>
+              <w:t>Ôn tập, kiểm tra, đánh giá</w:t>
             </w:r>
           </w:p>
         </w:tc>
@@ -2782,7 +2858,7 @@
                 <w:i w:val="0"/>
                 <w:sz w:val="20"/>
               </w:rPr>
-              <w:t>Bài 6. An toàn với môi trường công nghệ trong gia đình (Tiết 3)</w:t>
+              <w:t>Ôn tập học kì I</w:t>
             </w:r>
           </w:p>
         </w:tc>
@@ -2802,7 +2878,7 @@
                 <w:i w:val="0"/>
                 <w:sz w:val="20"/>
               </w:rPr>
-              <w:t>Tiết 19 (2 tiết)</w:t>
+              <w:t>Tiết 19 (1 tiết)</w:t>
             </w:r>
           </w:p>
         </w:tc>
@@ -2821,20 +2897,6 @@
                 <w:i w:val="0"/>
                 <w:sz w:val="18"/>
               </w:rPr>
-              <w:t>Điều chỉnh: hoàn thành Bài 6 (tiết 3–4) đầu học kì II để bố trí ôn tập, kiểm tra cuối HKI đúng tuần 17–18</w:t>
-            </w:r>
-          </w:p>
-          <w:p>
-            <w:pPr>
-              <w:spacing w:after="0"/>
-            </w:pPr>
-            <w:r>
-              <w:rPr>
-                <w:b w:val="0"/>
-                <w:i w:val="0"/>
-                <w:sz w:val="18"/>
-              </w:rPr>
-              <w:t>KNS: KN sử dụng an toàn đồ dùng, thiết bị trong gia đình; biết gọi người lớn khi có sự cố.</w:t>
             </w:r>
           </w:p>
         </w:tc>
@@ -2893,7 +2955,7 @@
                 <w:i w:val="0"/>
                 <w:sz w:val="20"/>
               </w:rPr>
-              <w:t>Chủ đề: CÔNG NGHỆ VÀ ĐỜI SỐNG</w:t>
+              <w:t>Ôn tập, kiểm tra, đánh giá</w:t>
             </w:r>
           </w:p>
         </w:tc>
@@ -2912,7 +2974,7 @@
                 <w:i w:val="0"/>
                 <w:sz w:val="20"/>
               </w:rPr>
-              <w:t>Bài 6. An toàn với môi trường công nghệ trong gia đình (Tiết 4)</w:t>
+              <w:t>Kiểm tra định kì cuối học kì I</w:t>
             </w:r>
           </w:p>
         </w:tc>
@@ -2932,7 +2994,7 @@
                 <w:i w:val="0"/>
                 <w:sz w:val="20"/>
               </w:rPr>
-              <w:t>Tiết 20</w:t>
+              <w:t>Tiết 20 (1 tiết)</w:t>
             </w:r>
           </w:p>
         </w:tc>
@@ -3009,7 +3071,7 @@
                 <w:i w:val="0"/>
                 <w:sz w:val="20"/>
               </w:rPr>
-              <w:t>Chủ đề: THỦ CÔNG KĨ THUẬT (13 tiết)</w:t>
+              <w:t>Chủ đề 2: Thủ công kĩ thuật</w:t>
             </w:r>
           </w:p>
         </w:tc>
@@ -3139,7 +3201,7 @@
                 <w:i w:val="0"/>
                 <w:sz w:val="20"/>
               </w:rPr>
-              <w:t>Chủ đề: THỦ CÔNG KĨ THUẬT (13 tiết)</w:t>
+              <w:t>Chủ đề 2: Thủ công kĩ thuật</w:t>
             </w:r>
           </w:p>
         </w:tc>
@@ -3255,7 +3317,7 @@
                 <w:i w:val="0"/>
                 <w:sz w:val="20"/>
               </w:rPr>
-              <w:t>Chủ đề: THỦ CÔNG KĨ THUẬT (13 tiết)</w:t>
+              <w:t>Chủ đề 2: Thủ công kĩ thuật</w:t>
             </w:r>
           </w:p>
         </w:tc>
@@ -3398,7 +3460,7 @@
                 <w:i w:val="0"/>
                 <w:sz w:val="20"/>
               </w:rPr>
-              <w:t>Chủ đề: THỦ CÔNG KĨ THUẬT (13 tiết)</w:t>
+              <w:t>Chủ đề 2: Thủ công kĩ thuật</w:t>
             </w:r>
           </w:p>
         </w:tc>
@@ -3514,7 +3576,7 @@
                 <w:i w:val="0"/>
                 <w:sz w:val="20"/>
               </w:rPr>
-              <w:t>Chủ đề: THỦ CÔNG KĨ THUẬT (13 tiết)</w:t>
+              <w:t>Chủ đề 2: Thủ công kĩ thuật</w:t>
             </w:r>
           </w:p>
         </w:tc>
@@ -3630,7 +3692,7 @@
                 <w:i w:val="0"/>
                 <w:sz w:val="20"/>
               </w:rPr>
-              <w:t>Chủ đề: THỦ CÔNG KĨ THUẬT (13 tiết)</w:t>
+              <w:t>Chủ đề 2: Thủ công kĩ thuật</w:t>
             </w:r>
           </w:p>
         </w:tc>
@@ -3688,7 +3750,7 @@
                 <w:i w:val="0"/>
                 <w:sz w:val="18"/>
               </w:rPr>
-              <w:t>NLS-KT (Cơ bản 1): Trước khi HS cắt dán, GV chiếu ảnh chụp biển báo thật lấy từ trang thông tin của cơ quan giao thông.</w:t>
+              <w:t>Năng lực số 1.1 CB1b: HS đối chiếu mẫu biển báo trên màn hình với sản phẩm của mình và sửa cho đúng hình dạng, màu sắc</w:t>
             </w:r>
           </w:p>
           <w:p>
@@ -3760,7 +3822,7 @@
                 <w:i w:val="0"/>
                 <w:sz w:val="20"/>
               </w:rPr>
-              <w:t>Chủ đề: THỦ CÔNG KĨ THUẬT (13 tiết)</w:t>
+              <w:t>Chủ đề 2: Thủ công kĩ thuật</w:t>
             </w:r>
           </w:p>
         </w:tc>
@@ -3818,6 +3880,7 @@
                 <w:i w:val="0"/>
                 <w:sz w:val="18"/>
               </w:rPr>
+              <w:t>Năng lực số 1.1 CB1b: HS đối chiếu mẫu biển báo trên màn hình với sản phẩm của mình và sửa cho đúng hình dạng, màu sắc</w:t>
             </w:r>
           </w:p>
         </w:tc>
@@ -3876,7 +3939,7 @@
                 <w:i w:val="0"/>
                 <w:sz w:val="20"/>
               </w:rPr>
-              <w:t>Chủ đề: THỦ CÔNG KĨ THUẬT (13 tiết)</w:t>
+              <w:t>Chủ đề 2: Thủ công kĩ thuật</w:t>
             </w:r>
           </w:p>
         </w:tc>
@@ -3934,6 +3997,7 @@
                 <w:i w:val="0"/>
                 <w:sz w:val="18"/>
               </w:rPr>
+              <w:t>Năng lực số 1.1 CB1b: HS đối chiếu mẫu biển báo trên màn hình với sản phẩm của mình và sửa cho đúng hình dạng, màu sắc</w:t>
             </w:r>
           </w:p>
         </w:tc>
@@ -3992,7 +4056,7 @@
                 <w:i w:val="0"/>
                 <w:sz w:val="20"/>
               </w:rPr>
-              <w:t>Chủ đề: THỦ CÔNG KĨ THUẬT (13 tiết)</w:t>
+              <w:t>Chủ đề 2: Thủ công kĩ thuật</w:t>
             </w:r>
           </w:p>
         </w:tc>
@@ -4050,6 +4114,7 @@
                 <w:i w:val="0"/>
                 <w:sz w:val="18"/>
               </w:rPr>
+              <w:t>Năng lực số 1.1 CB1b: HS đối chiếu mẫu biển báo trên màn hình với sản phẩm của mình và sửa cho đúng hình dạng, màu sắc</w:t>
             </w:r>
           </w:p>
         </w:tc>
@@ -4108,7 +4173,7 @@
                 <w:i w:val="0"/>
                 <w:sz w:val="20"/>
               </w:rPr>
-              <w:t>Chủ đề: THỦ CÔNG KĨ THUẬT (13 tiết)</w:t>
+              <w:t>Chủ đề 2: Thủ công kĩ thuật</w:t>
             </w:r>
           </w:p>
         </w:tc>
@@ -4238,7 +4303,7 @@
                 <w:i w:val="0"/>
                 <w:sz w:val="20"/>
               </w:rPr>
-              <w:t>Chủ đề: THỦ CÔNG KĨ THUẬT (13 tiết)</w:t>
+              <w:t>Chủ đề 2: Thủ công kĩ thuật</w:t>
             </w:r>
           </w:p>
         </w:tc>
@@ -4354,7 +4419,7 @@
                 <w:i w:val="0"/>
                 <w:sz w:val="20"/>
               </w:rPr>
-              <w:t>Chủ đề: THỦ CÔNG KĨ THUẬT (13 tiết)</w:t>
+              <w:t>Chủ đề 2: Thủ công kĩ thuật</w:t>
             </w:r>
           </w:p>
         </w:tc>
@@ -4470,7 +4535,7 @@
                 <w:i w:val="0"/>
                 <w:sz w:val="20"/>
               </w:rPr>
-              <w:t>Chủ đề: THỦ CÔNG KĨ THUẬT (13 tiết)</w:t>
+              <w:t>Chủ đề 2: Thủ công kĩ thuật</w:t>
             </w:r>
           </w:p>
         </w:tc>
@@ -4586,7 +4651,7 @@
                 <w:i w:val="0"/>
                 <w:sz w:val="20"/>
               </w:rPr>
-              <w:t>Chủ đề: THỦ CÔNG KĨ THUẬT (13 tiết)</w:t>
+              <w:t>Ôn tập, kiểm tra, đánh giá</w:t>
             </w:r>
           </w:p>
         </w:tc>
@@ -4702,7 +4767,7 @@
                 <w:i w:val="0"/>
                 <w:sz w:val="20"/>
               </w:rPr>
-              <w:t>Chủ đề: THỦ CÔNG KĨ THUẬT (13 tiết)</w:t>
+              <w:t>Ôn tập, kiểm tra, đánh giá</w:t>
             </w:r>
           </w:p>
         </w:tc>

--- a/assets/docs/lop3/Cong nghe - Lop 3.docx
+++ b/assets/docs/lop3/Cong nghe - Lop 3.docx
@@ -2897,6 +2897,7 @@
                 <w:i w:val="0"/>
                 <w:sz w:val="18"/>
               </w:rPr>
+              <w:t>Năng lực số 5.1 CB1a: HS chọn được cách xử lí an toàn khi quạt không quay, đèn học không sáng, ti vi mất tiếng và nói được việc đầu tiên phải làm là báo cho người lớn</w:t>
             </w:r>
           </w:p>
         </w:tc>

--- a/assets/docs/lop3/Cong nghe - Lop 3.docx
+++ b/assets/docs/lop3/Cong nghe - Lop 3.docx
@@ -3130,7 +3130,7 @@
                 <w:i w:val="0"/>
                 <w:sz w:val="18"/>
               </w:rPr>
-              <w:t>NLS-KT (Cơ bản 1): Ở hoạt động Mở đầu bài “Dụng cụ và vật liệu làm thủ công”, GV chiếu ảnh chụp gần kéo, bút chì.</w:t>
+              <w:t>Năng lực số Miền 1 (Cơ bản, bậc 1): Ở hoạt động Mở đầu bài “Dụng cụ và vật liệu làm thủ công”, GV chiếu ảnh chụp gần kéo, bút chì, thước, hồ dán, giấy màu; Năng lực số Miền 5 (Cơ bản, bậc 1): Ở hoạt động Luyện tập, GV mở bài tập tương tác nối dụng cụ với công việc: HS kéo kéo về ô cắt, hồ về ô dán</w:t>
             </w:r>
           </w:p>
           <w:p>
@@ -3376,7 +3376,7 @@
                 <w:i w:val="0"/>
                 <w:sz w:val="18"/>
               </w:rPr>
-              <w:t>NLS-GQVĐ (Cơ bản 1): Ở hoạt động Thực hành, GV chiếu lại đúng bước mà nhiều bạn còn lúng túng, dừng hình.</w:t>
+              <w:t>Năng lực số Miền 1 (Cơ bản, bậc 1): Ở hoạt động Khởi động bài “Làm đồ dùng học tập”, GV chiếu video hướng dẫn làm một đồ dùng học tập đơn giản, cho chạy chậm và dừng ở từng bước gấp, cắt; Năng lực số Miền 5 (Cơ bản, bậc 1): Ở hoạt động Thực hành, GV chiếu lại đúng bước mà nhiều bạn còn lúng túng, dừng hình để cả lớp nhìn kĩ</w:t>
             </w:r>
           </w:p>
           <w:p>
@@ -4232,7 +4232,7 @@
                 <w:i w:val="0"/>
                 <w:sz w:val="18"/>
               </w:rPr>
-              <w:t>NLS-GQVĐ (Cơ bản 1): Ở hoạt động Thực hành, GV chiếu lại đúng bước mà nhiều bạn còn lúng túng.</w:t>
+              <w:t>Năng lực số Miền 1 (Cơ bản, bậc 1): Ở hoạt động Khởi động bài “Làm đồ chơi”, GV chiếu video hướng dẫn làm một món đồ chơi đơn giản, cho chạy chậm và dừng ở từng bước gấp, cắt, dán; Năng lực số Miền 5 (Cơ bản, bậc 1): Ở hoạt động Thực hành, GV chiếu lại đúng bước mà nhiều bạn còn lúng túng và dừng hình; HS đối chiếu sản phẩm của mình với hình trên màn hình để tìm ra…</w:t>
             </w:r>
           </w:p>
           <w:p>

--- a/assets/docs/lop3/Cong nghe - Lop 3.docx
+++ b/assets/docs/lop3/Cong nghe - Lop 3.docx
@@ -1352,20 +1352,7 @@
                 <w:i w:val="0"/>
                 <w:sz w:val="18"/>
               </w:rPr>
-              <w:t>tắt, chỉnh âm lượng, dò kênh của máy thu thanh theo hướng dẫn từng bước của GV</w:t>
-            </w:r>
-          </w:p>
-          <w:p>
-            <w:pPr>
-              <w:spacing w:after="0"/>
-            </w:pPr>
-            <w:r>
-              <w:rPr>
-                <w:b w:val="0"/>
-                <w:i w:val="0"/>
-                <w:sz w:val="18"/>
-              </w:rPr>
-              <w:t>NLS: Năng lực số 1.1 CB1b: HS bấm nút mở</w:t>
+              <w:t>Năng lực số 1.1 CB1b: HS bấm nút mở – tắt, chỉnh âm lượng, dò kênh của máy thu thanh theo hướng dẫn từng bước của GV</w:t>
             </w:r>
           </w:p>
           <w:p>
@@ -1495,20 +1482,7 @@
                 <w:i w:val="0"/>
                 <w:sz w:val="18"/>
               </w:rPr>
-              <w:t>tắt, chỉnh âm lượng, dò kênh của máy thu thanh theo hướng dẫn từng bước của GV</w:t>
-            </w:r>
-          </w:p>
-          <w:p>
-            <w:pPr>
-              <w:spacing w:after="0"/>
-            </w:pPr>
-            <w:r>
-              <w:rPr>
-                <w:b w:val="0"/>
-                <w:i w:val="0"/>
-                <w:sz w:val="18"/>
-              </w:rPr>
-              <w:t>NLS: Năng lực số 1.1 CB1b: HS bấm nút mở</w:t>
+              <w:t>Năng lực số 1.1 CB1b: HS bấm nút mở – tắt, chỉnh âm lượng, dò kênh của máy thu thanh theo hướng dẫn từng bước của GV</w:t>
             </w:r>
           </w:p>
         </w:tc>
@@ -1625,20 +1599,7 @@
                 <w:i w:val="0"/>
                 <w:sz w:val="18"/>
               </w:rPr>
-              <w:t>tắt, chỉnh âm lượng, dò kênh của máy thu thanh theo hướng dẫn từng bước của GV</w:t>
-            </w:r>
-          </w:p>
-          <w:p>
-            <w:pPr>
-              <w:spacing w:after="0"/>
-            </w:pPr>
-            <w:r>
-              <w:rPr>
-                <w:b w:val="0"/>
-                <w:i w:val="0"/>
-                <w:sz w:val="18"/>
-              </w:rPr>
-              <w:t>NLS: Năng lực số 1.1 CB1b: HS bấm nút mở</w:t>
+              <w:t>Năng lực số 1.1 CB1b: HS bấm nút mở – tắt, chỉnh âm lượng, dò kênh của máy thu thanh theo hướng dẫn từng bước của GV</w:t>
             </w:r>
           </w:p>
         </w:tc>
@@ -1755,20 +1716,7 @@
                 <w:i w:val="0"/>
                 <w:sz w:val="18"/>
               </w:rPr>
-              <w:t>tắt, chỉnh âm lượng, dò kênh của máy thu thanh theo hướng dẫn từng bước của GV</w:t>
-            </w:r>
-          </w:p>
-          <w:p>
-            <w:pPr>
-              <w:spacing w:after="0"/>
-            </w:pPr>
-            <w:r>
-              <w:rPr>
-                <w:b w:val="0"/>
-                <w:i w:val="0"/>
-                <w:sz w:val="18"/>
-              </w:rPr>
-              <w:t>NLS: Năng lực số 1.1 CB1b: HS bấm nút mở</w:t>
+              <w:t>Năng lực số 1.1 CB1b: HS bấm nút mở – tắt, chỉnh âm lượng, dò kênh của máy thu thanh theo hướng dẫn từng bước của GV</w:t>
             </w:r>
           </w:p>
         </w:tc>
